--- a/Homeworks/Homework_2/HW2_V2.docx
+++ b/Homeworks/Homework_2/HW2_V2.docx
@@ -24,7 +24,6 @@
       <w:r>
         <w:rPr>
           <w:i/>
-          <w:color w:val="000000"/>
         </w:rPr>
         <w:t>Homework 2 Prompt Design as an Engineering Specification</w:t>
       </w:r>
@@ -205,7 +204,6 @@
     <w:p>
       <w:pPr>
         <w:pStyle w:val="Abstract"/>
-        <w:widowControl/>
       </w:pPr>
       <w:r>
         <w:t>Abstract—We compared a baseline request, a structured prompt, few-shot variants, and a machine-readable output request for a temperature data-acquisition system. The baseline supplied concrete hardware and code but expanded beyond a simple design. Explicit prompt sections improved organization and fault-handling detail, while the implementation still contradicted its stated behavior. Examples changed component choices and diagnostic methods, sometimes transferring irrelevant details. The structured output matched the requested top-level shape but repeated a JSON key, losing information during ordinary parsing. Our results support explicit requirements, carefully selected examples, and separate checks for completeness, technical correctness, and format compliance.</w:t>
@@ -214,7 +212,6 @@
     <w:p>
       <w:pPr>
         <w:pStyle w:val="Keywords"/>
-        <w:widowControl/>
       </w:pPr>
       <w:r>
         <w:t>Keywords—prompt design, engineering specifications, few-shot learning, structured outputs, temperature acquisition, model evaluation</w:t>
@@ -223,8 +220,6 @@
     <w:p>
       <w:pPr>
         <w:pStyle w:val="Heading1"/>
-        <w:keepNext/>
-        <w:widowControl/>
       </w:pPr>
       <w:r>
         <w:t>Experimental Question and Setup</w:t>
@@ -233,7 +228,6 @@
     <w:p>
       <w:pPr>
         <w:pStyle w:val="BodyText"/>
-        <w:widowControl/>
       </w:pPr>
       <w:r>
         <w:t>Following Homework 2 [1], we tested how prompt structure, examples, and output requirements affect a temperature data-acquisition design. Our analysis uses the failure distinctions in Lecture 4 [2] and example-selection principles in Lecture 6 [3].</w:t>
@@ -242,7 +236,6 @@
     <w:p>
       <w:pPr>
         <w:pStyle w:val="BodyText"/>
-        <w:widowControl/>
       </w:pPr>
       <w:r>
         <w:t>Parts A, B, and D used Qwen3.5-35B-A3B-GGUF through Lemonade, with recorded defaults of temperature 1.0, top_p 0.9, and top_k 40. Part C and extra credit record Claude Opus 4.1, temperature 0.2, and a 600-token limit. We changed models to reduce earlier formatting problems and focus on content. Because settings and models changed, comparisons across parts cannot isolate prompting effects.</w:t>
@@ -251,7 +244,6 @@
     <w:p>
       <w:pPr>
         <w:pStyle w:val="BodyText"/>
-        <w:widowControl/>
       </w:pPr>
       <w:r>
         <w:t>We reviewed one saved output per condition for completeness, technical correctness, and specification compliance. Comparisons are qualitative; no firmware or hardware tests were performed. The companion Homework_2 folder contains the A/B/D transcripts, HW2_C_extra.docx, JSON validation notes, and lemonade_chat.py.</w:t>
@@ -260,8 +252,6 @@
     <w:p>
       <w:pPr>
         <w:pStyle w:val="Heading1"/>
-        <w:keepNext/>
-        <w:widowControl/>
       </w:pPr>
       <w:r>
         <w:t>Part A Baseline Prompt</w:t>
@@ -270,7 +260,6 @@
     <w:p>
       <w:pPr>
         <w:pStyle w:val="BodyText"/>
-        <w:widowControl/>
       </w:pPr>
       <w:r>
         <w:rPr>
@@ -279,13 +268,18 @@
         <w:t xml:space="preserve">Prompt: </w:t>
       </w:r>
       <w:r>
-        <w:t>“design a simple data-acquisition system that samples a temperature sensor and reports abnormal measurements.”</w:t>
+        <w:t>“</w:t>
+      </w:r>
+      <w:r>
+        <w:t>D</w:t>
+      </w:r>
+      <w:r>
+        <w:t>esign a simple data-acquisition system that samples a temperature sensor and reports abnormal measurements.”</w:t>
       </w:r>
     </w:p>
     <w:p>
       <w:pPr>
         <w:pStyle w:val="BodyText"/>
-        <w:widowControl/>
       </w:pPr>
       <w:r>
         <w:t>The response proposed an Arduino Nano, DS18B20 sensor, buzzer, LED, and LCD, with wiring instructions, Arduino code, and optional network or file logging. We rated completeness 5/5, correctness 3/5, and specification compliance 3/5 on a qualitative five-point scale. Acquisition and reporting were covered thoroughly, but the display and additional options expanded beyond the requested simple system.</w:t>
@@ -294,7 +288,6 @@
     <w:p>
       <w:pPr>
         <w:pStyle w:val="BodyText"/>
-        <w:widowControl/>
       </w:pPr>
       <w:r>
         <w:t>The main correctness issue was the claimed hysteresis. The code activates the high alarm at 36°C and clears it below that same boundary; it does not give separate trip and recovery thresholds. Readings alternating between 35.9°C and 36.1°C can therefore toggle the alarm. The described logic and implemented thresholds also differ. Its one-second delay follows sensor acquisition and reporting, so it does not establish an exact one-second sampling period.</w:t>
@@ -303,17 +296,14 @@
     <w:p>
       <w:pPr>
         <w:pStyle w:val="BodyText"/>
-        <w:widowControl/>
-      </w:pPr>
-      <w:r>
-        <w:t>The wiring includes LCD grounding, but it does not specify buzzer current or whether a driver is needed. The external LED wiring is unclear while the code assigns pin 13. The response is a useful starting point; its completeness does not establish a verified design [2, slides 27 and 35].</w:t>
+      </w:pPr>
+      <w:r>
+        <w:t>The wiring includes LCD grounding, but it does not specify buzzer current or whether a driver is needed. The external LED wiring is unclear while the code assigns pin 13. The response is a useful starting point; its completeness does not establish a verified design [2].</w:t>
       </w:r>
     </w:p>
     <w:p>
       <w:pPr>
         <w:pStyle w:val="Heading1"/>
-        <w:keepNext/>
-        <w:widowControl/>
       </w:pPr>
       <w:r>
         <w:t>Part B Structured Prompt</w:t>
@@ -322,7 +312,6 @@
     <w:p>
       <w:pPr>
         <w:pStyle w:val="BodyText"/>
-        <w:widowControl/>
       </w:pPr>
       <w:r>
         <w:t>We replaced the open-ended request with seven explicit components. The prompt below retains the submitted wording, with list items joined for space.</w:t>
@@ -333,7 +322,6 @@
         <w:pStyle w:val="BodyText"/>
         <w:spacing w:after="3pt"/>
         <w:ind w:firstLine="0pt"/>
-        <w:widowControl/>
       </w:pPr>
       <w:r>
         <w:rPr>
@@ -350,7 +338,6 @@
         <w:pStyle w:val="BodyText"/>
         <w:spacing w:after="3pt"/>
         <w:ind w:firstLine="0pt"/>
-        <w:widowControl/>
       </w:pPr>
       <w:r>
         <w:rPr>
@@ -367,12 +354,12 @@
         <w:pStyle w:val="BodyText"/>
         <w:spacing w:after="3pt"/>
         <w:ind w:firstLine="0pt"/>
-        <w:widowControl/>
       </w:pPr>
       <w:r>
         <w:rPr>
           <w:b/>
         </w:rPr>
+        <w:lastRenderedPageBreak/>
         <w:t xml:space="preserve">Assumptions: </w:t>
       </w:r>
       <w:r>
@@ -384,7 +371,6 @@
         <w:pStyle w:val="BodyText"/>
         <w:spacing w:after="3pt"/>
         <w:ind w:firstLine="0pt"/>
-        <w:widowControl/>
       </w:pPr>
       <w:r>
         <w:rPr>
@@ -401,7 +387,6 @@
         <w:pStyle w:val="BodyText"/>
         <w:spacing w:after="3pt"/>
         <w:ind w:firstLine="0pt"/>
-        <w:widowControl/>
       </w:pPr>
       <w:r>
         <w:rPr>
@@ -418,7 +403,6 @@
         <w:pStyle w:val="BodyText"/>
         <w:spacing w:after="3pt"/>
         <w:ind w:firstLine="0pt"/>
-        <w:widowControl/>
       </w:pPr>
       <w:r>
         <w:rPr>
@@ -435,7 +419,6 @@
         <w:pStyle w:val="BodyText"/>
         <w:spacing w:after="3pt"/>
         <w:ind w:firstLine="0pt"/>
-        <w:widowControl/>
       </w:pPr>
       <w:r>
         <w:rPr>
@@ -450,7 +433,6 @@
     <w:p>
       <w:pPr>
         <w:pStyle w:val="BodyText"/>
-        <w:widowControl/>
       </w:pPr>
       <w:r>
         <w:t>The result covered the requested architecture, state logic, threshold table, pseudocode, reporting format, and edge cases. It was less concrete about hardware than Part A: it named STM32 or ESP32 families without selecting a sensor and complete wiring. However, a wiring diagram was not an explicit output requirement. The prompt itself allowed several interfaces and used “e.g.” for key values, leaving implementation choices open. The ASCII diagram was poorly aligned, but unresolved hardware choices mattered more.</w:t>
@@ -459,17 +441,20 @@
     <w:p>
       <w:pPr>
         <w:pStyle w:val="BodyText"/>
-        <w:widowControl/>
-      </w:pPr>
-      <w:r>
-        <w:t>The timing discussion was useful: it mentioned timer interrupts, blocking calls, and RTOS considerations. Nevertheless, the displayed function does not establish its own periodic schedule. More seriously, the prose defines a low fault below 0°C, whereas the table and code use −5°C. The code does not return from an abnormal state to STATE_OK when temperature recovers. It also checks time since the last alert instead of counting consecutive abnormal samples. These contradictions prevent the more detailed response from being considered a correctness improvement. Lecture 4 distinguishes such reasoning failures from merely omitted formatting [2, slide 35].</w:t>
+      </w:pPr>
+      <w:r>
+        <w:t xml:space="preserve">The timing discussion was useful: it mentioned timer interrupts, blocking calls, and RTOS considerations. Nevertheless, the displayed function does not establish its own periodic schedule. More seriously, the </w:t>
+      </w:r>
+      <w:r>
+        <w:t>response</w:t>
+      </w:r>
+      <w:r>
+        <w:t xml:space="preserve"> defines a low fault below 0°C, whereas the table and code use −5°C. The code does not return from an abnormal state to STATE_OK when temperature recovers. It also checks time since the last alert instead of counting consecutive abnormal samples. These contradictions prevent the more detailed response from being considered a correctness improvement. Lecture 4 distinguishes such reasoning failures from merely omitted formatting [2].</w:t>
       </w:r>
     </w:p>
     <w:p>
       <w:pPr>
         <w:pStyle w:val="Heading1"/>
-        <w:keepNext/>
-        <w:widowControl/>
       </w:pPr>
       <w:r>
         <w:t>Part C Few Shot Design</w:t>
@@ -478,7 +463,6 @@
     <w:p>
       <w:pPr>
         <w:pStyle w:val="BodyText"/>
-        <w:widowControl/>
       </w:pPr>
       <w:r>
         <w:t>We made the Part C target more specific before adding examples, so gains would not simply reflect requirements missing from Part A. All three variants ended with the same target:</w:t>
@@ -489,7 +473,6 @@
         <w:pStyle w:val="BodyText"/>
         <w:spacing w:after="3pt"/>
         <w:ind w:firstLine="0pt"/>
-        <w:widowControl/>
       </w:pPr>
       <w:r>
         <w:t>“Design a temperature data-acquisition system with these specs: 10 Hz sampling rate; 12-bit ADC, 3.3V supply; detect abnormal temperature readings; include architecture, components, fault detection, risks.”</w:t>
@@ -498,7 +481,6 @@
     <w:p>
       <w:pPr>
         <w:pStyle w:val="BodyText"/>
-        <w:widowControl/>
       </w:pPr>
       <w:r>
         <w:t>The zero-shot variant contained only that target. The one-shot variant prefixed a humidity system: STM32L0 → DHT22 → UART logging, with CRC checksum, timeout detection (&gt;500 ms), and risks of sensor failures and I2C noise. The three-shot variant supplied, in order: (1) ATmega328P → DHT22 → UART, with CRC and timeout checks; (2) STM32L476 → 4–20 mA pressure transducer → 12-bit ADC, with saturation and open-circuit checks; and (3) nRF52840 → NTC thermistor → ADC, with short/open checks and a nonlinearity lookup table.</w:t>
@@ -507,16 +489,14 @@
     <w:p>
       <w:pPr>
         <w:pStyle w:val="BodyText"/>
-        <w:widowControl/>
-      </w:pPr>
-      <w:r>
-        <w:t>We selected humidity sensing for communication and timeout patterns, pressure sensing for analog acquisition and saturation checks, and temperature logging for thermistor conversion and sensor-specific faults. The pressure example is relevant because it shares the acquisition decisions, even though it measures a different quantity. This follows Lecture 6’s distinction between matching a task’s decisions and merely matching vocabulary [3, slide 33].</w:t>
+      </w:pPr>
+      <w:r>
+        <w:t>We selected humidity sensing for communication and timeout patterns, pressure sensing for analog acquisition and saturation checks, and temperature logging for thermistor conversion and sensor-specific faults. The pressure example is relevant because it shares the acquisition decisions, even though it measures a different quantity. This follows Lecture 6’s distinction between matching a task’s decisions and merely matching vocabulary [3,].</w:t>
       </w:r>
     </w:p>
     <w:p>
       <w:pPr>
         <w:pStyle w:val="BodyText"/>
-        <w:widowControl/>
       </w:pPr>
       <w:r>
         <w:t>The zero-shot output gave a general design. One-shot prompting added an NTC divider and copied the CRC/timeout pattern. The three-shot output selected the nRF52840 from the temperature example and added calibration, self-heating discussion, rate checks, and stuck-value detection. Examples changed the content, but the extra detail did not establish production readiness. The three-shot answer gives both 5°C per 100 ms and 10°C/s as rate limits without explaining their relationship, while a computed CRC on an ADC value does not by itself verify the analog sensor.</w:t>
@@ -525,17 +505,20 @@
     <w:p>
       <w:pPr>
         <w:pStyle w:val="BodyText"/>
-        <w:widowControl/>
-      </w:pPr>
-      <w:r>
-        <w:t>The comparison also changes more than example count: the humidity example’s MCU and wording differ between the one- and three-shot prompts. We therefore cannot isolate the effect of adding two examples. Lecture 6 recommends nested example sets, consistent settings, and separate scoring of correctness and unsupported additions [3, slides 23, 51, and 72].</w:t>
+      </w:pPr>
+      <w:r>
+        <w:t xml:space="preserve">The comparison also changes more than example count: the humidity example’s MCU and wording differ </w:t>
+      </w:r>
+      <w:r>
+        <w:t xml:space="preserve">slightly </w:t>
+      </w:r>
+      <w:r>
+        <w:t>between the one- and three-shot prompts. We therefore cannot isolate the effect of adding two examples. Lecture 6 recommends nested example sets, consistent settings, and separate scoring of correctness and unsupported additions [3].</w:t>
       </w:r>
     </w:p>
     <w:p>
       <w:pPr>
         <w:pStyle w:val="Heading1"/>
-        <w:keepNext/>
-        <w:widowControl/>
       </w:pPr>
       <w:r>
         <w:t>Part D Structured Output</w:t>
@@ -544,7 +527,6 @@
     <w:p>
       <w:pPr>
         <w:pStyle w:val="BodyText"/>
-        <w:widowControl/>
       </w:pPr>
       <w:r>
         <w:t>We reused the structured prompt and requested a machine-readable result with five array fields: architecture, components, fault_detection, assumptions, and risks. This tested whether a detailed design could fit the required structure.</w:t>
@@ -553,7 +535,6 @@
     <w:p>
       <w:pPr>
         <w:pStyle w:val="BodyText"/>
-        <w:widowControl/>
       </w:pPr>
       <w:r>
         <w:t>The response populated all five arrays, placing pseudocode in a code string under fault_detection. Fields varied substantially in length, which did not violate the request. The important check was whether parsing preserved their information.</w:t>
@@ -562,26 +543,26 @@
     <w:p>
       <w:pPr>
         <w:pStyle w:val="BodyText"/>
-        <w:widowControl/>
-      </w:pPr>
-      <w:r>
-        <w:t>Validation of the saved response with Python’s JSON parser passed syntax parsing and confirmed exactly the five requested top-level array fields. A duplicate-key check failed: fault_detection[2], the Sensor Health Check object, contains two logic keys. Ordinary parsing retains only “Read timeout &gt; 100ms → Flag SENSOR_FAIL.” and discards the ADC range check. Thus the result passes the basic shape check but fails lossless interpretation. The assignment’s example leaves nested types unspecified, so the check establishes only the requested top-level shape.</w:t>
+      </w:pPr>
+      <w:r>
+        <w:t xml:space="preserve">Validation of the saved response with Python’s JSON parser passed syntax parsing and confirmed exactly the five requested top-level array fields. A duplicate-key check failed: fault_detection[2], the Sensor Health Check object, contains two </w:t>
+      </w:r>
+      <w:r>
+        <w:lastRenderedPageBreak/>
+        <w:t>logic keys. Ordinary parsing retains only “Read timeout &gt; 100ms → Flag SENSOR_FAIL.” and discards the ADC range check. Thus the result passes the basic shape check but fails lossless interpretation. The assignment’s example leaves nested types unspecified, so the check establishes only the requested top-level shape.</w:t>
       </w:r>
     </w:p>
     <w:p>
       <w:pPr>
         <w:pStyle w:val="BodyText"/>
-        <w:widowControl/>
-      </w:pPr>
-      <w:r>
-        <w:t>A stronger output contract should define nested fields and require unique keys, followed by an independent validation step. This illustrates Lecture 4’s warning that a plausible output can fail at an interface boundary even when casual reading misses the problem [2, slides 110 and 112].</w:t>
+      </w:pPr>
+      <w:r>
+        <w:t>A stronger output contract should define nested fields and require unique keys, followed by an independent validation step. This illustrates Lecture 4’s warning that a plausible output can fail at an interface boundary even when casual reading misses the problem [2].</w:t>
       </w:r>
     </w:p>
     <w:p>
       <w:pPr>
         <w:pStyle w:val="Heading1"/>
-        <w:keepNext/>
-        <w:widowControl/>
       </w:pPr>
       <w:r>
         <w:t>Extra Credit Example Selection</w:t>
@@ -590,16 +571,17 @@
     <w:p>
       <w:pPr>
         <w:pStyle w:val="BodyText"/>
-        <w:widowControl/>
-      </w:pPr>
-      <w:r>
-        <w:t>The group compared three additional sets while keeping the Part C target: LED brightness, motor speed, and servo position control; analog pressure, voltage, and current sensing; and RTD, thermistor, and digital temperature logging. The first set transferred actuator-oriented ideas and explicitly proposed a 10-bit ADC despite the 12-bit requirement. The analog set emphasized saturation, open-circuit checks, and reference monitoring. The temperature set added calibration and self-heating considerations.</w:t>
+      </w:pPr>
+      <w:r>
+        <w:t xml:space="preserve">The group compared three additional sets while keeping the Part C target: LED brightness, motor speed, and servo position </w:t>
+      </w:r>
+      <w:r>
+        <w:t>control; analog pressure, voltage, and current sensing; and RTD, thermistor, and digital temperature logging. The first set transferred actuator-oriented ideas and explicitly proposed a 10-bit ADC despite the 12-bit requirement. The analog set emphasized saturation, open-circuit checks, and reference monitoring. The temperature set added calibration and self-heating considerations.</w:t>
       </w:r>
     </w:p>
     <w:p>
       <w:pPr>
         <w:pStyle w:val="BodyText"/>
-        <w:widowControl/>
         <w:sectPr>
           <w:footerReference w:type="default" r:id="rId15"/>
           <w:type w:val="continuous"/>
@@ -617,7 +599,6 @@
       <w:pPr>
         <w:pStyle w:val="tablehead"/>
         <w:keepNext/>
-        <w:widowControl/>
       </w:pPr>
       <w:r>
         <w:t>Comparison of Saved Prompt Conditions</w:t>
@@ -631,13 +612,13 @@
           <w:bottom w:val="single" w:sz="6" w:space="0" w:color="000000"/>
           <w:insideH w:val="single" w:sz="6" w:space="0" w:color="000000"/>
         </w:tblBorders>
-        <w:tblLook w:firstRow="1" w:lastRow="0" w:firstColumn="0" w:lastColumn="0" w:noHBand="1" w:noVBand="1"/>
         <w:tblCellMar>
           <w:top w:w="4pt" w:type="dxa"/>
-          <w:left w:w="4pt" w:type="dxa"/>
+          <w:start w:w="4pt" w:type="dxa"/>
           <w:bottom w:w="4pt" w:type="dxa"/>
-          <w:right w:w="4pt" w:type="dxa"/>
+          <w:end w:w="4pt" w:type="dxa"/>
         </w:tblCellMar>
+        <w:tblLook w:firstRow="1" w:lastRow="0" w:firstColumn="0" w:lastColumn="0" w:noHBand="1" w:noVBand="1"/>
       </w:tblPr>
       <w:tblGrid>
         <w:gridCol w:w="1440"/>
@@ -659,7 +640,6 @@
             <w:pPr>
               <w:pStyle w:val="tablecolhead"/>
               <w:jc w:val="start"/>
-              <w:spacing w:after="0pt" w:line="12pt" w:lineRule="auto"/>
             </w:pPr>
             <w:r>
               <w:t>Condition</w:t>
@@ -675,7 +655,6 @@
             <w:pPr>
               <w:pStyle w:val="tablecolhead"/>
               <w:jc w:val="start"/>
-              <w:spacing w:after="0pt" w:line="12pt" w:lineRule="auto"/>
             </w:pPr>
             <w:r>
               <w:t>Observed benefit</w:t>
@@ -691,7 +670,6 @@
             <w:pPr>
               <w:pStyle w:val="tablecolhead"/>
               <w:jc w:val="start"/>
-              <w:spacing w:after="0pt" w:line="12pt" w:lineRule="auto"/>
             </w:pPr>
             <w:r>
               <w:t>Main limitation</w:t>
@@ -707,7 +685,6 @@
             <w:pPr>
               <w:pStyle w:val="tablecolhead"/>
               <w:jc w:val="start"/>
-              <w:spacing w:after="0pt" w:line="12pt" w:lineRule="auto"/>
             </w:pPr>
             <w:r>
               <w:t>Assessment</w:t>
@@ -728,7 +705,6 @@
             <w:pPr>
               <w:pStyle w:val="tablecopy"/>
               <w:jc w:val="start"/>
-              <w:spacing w:after="0pt" w:line="12pt" w:lineRule="auto"/>
             </w:pPr>
             <w:r>
               <w:t>A  Baseline</w:t>
@@ -744,7 +720,6 @@
             <w:pPr>
               <w:pStyle w:val="tablecopy"/>
               <w:jc w:val="start"/>
-              <w:spacing w:after="0pt" w:line="12pt" w:lineRule="auto"/>
             </w:pPr>
             <w:r>
               <w:t>Concrete parts, wiring, and code</w:t>
@@ -760,7 +735,6 @@
             <w:pPr>
               <w:pStyle w:val="tablecopy"/>
               <w:jc w:val="start"/>
-              <w:spacing w:after="0pt" w:line="12pt" w:lineRule="auto"/>
             </w:pPr>
             <w:r>
               <w:t>Unnecessary complexity; ineffective hysteresis</w:t>
@@ -776,7 +750,6 @@
             <w:pPr>
               <w:pStyle w:val="tablecopy"/>
               <w:jc w:val="start"/>
-              <w:spacing w:after="0pt" w:line="12pt" w:lineRule="auto"/>
             </w:pPr>
             <w:r>
               <w:t>Complete starting point; revision needed</w:t>
@@ -797,7 +770,6 @@
             <w:pPr>
               <w:pStyle w:val="tablecopy"/>
               <w:jc w:val="start"/>
-              <w:spacing w:after="0pt" w:line="12pt" w:lineRule="auto"/>
             </w:pPr>
             <w:r>
               <w:t>B  Structured</w:t>
@@ -813,7 +785,6 @@
             <w:pPr>
               <w:pStyle w:val="tablecopy"/>
               <w:jc w:val="start"/>
-              <w:spacing w:after="0pt" w:line="12pt" w:lineRule="auto"/>
             </w:pPr>
             <w:r>
               <w:t>Explicit states, reporting, and timing discussion</w:t>
@@ -829,7 +800,6 @@
             <w:pPr>
               <w:pStyle w:val="tablecopy"/>
               <w:jc w:val="start"/>
-              <w:spacing w:after="0pt" w:line="12pt" w:lineRule="auto"/>
             </w:pPr>
             <w:r>
               <w:t>Conflicting low threshold; no normal-state recovery</w:t>
@@ -845,7 +815,6 @@
             <w:pPr>
               <w:pStyle w:val="tablecopy"/>
               <w:jc w:val="start"/>
-              <w:spacing w:after="0pt" w:line="12pt" w:lineRule="auto"/>
             </w:pPr>
             <w:r>
               <w:t>Better organization; logic still unreliable</w:t>
@@ -866,7 +835,6 @@
             <w:pPr>
               <w:pStyle w:val="tablecopy"/>
               <w:jc w:val="start"/>
-              <w:spacing w:after="0pt" w:line="12pt" w:lineRule="auto"/>
             </w:pPr>
             <w:r>
               <w:t>C  Zero-shot</w:t>
@@ -882,7 +850,6 @@
             <w:pPr>
               <w:pStyle w:val="tablecopy"/>
               <w:jc w:val="start"/>
-              <w:spacing w:after="0pt" w:line="12pt" w:lineRule="auto"/>
             </w:pPr>
             <w:r>
               <w:t>Architecture and fault-detection outline</w:t>
@@ -898,7 +865,6 @@
             <w:pPr>
               <w:pStyle w:val="tablecopy"/>
               <w:jc w:val="start"/>
-              <w:spacing w:after="0pt" w:line="12pt" w:lineRule="auto"/>
             </w:pPr>
             <w:r>
               <w:t>General design; limited implementation evidence</w:t>
@@ -914,7 +880,6 @@
             <w:pPr>
               <w:pStyle w:val="tablecopy"/>
               <w:jc w:val="start"/>
-              <w:spacing w:after="0pt" w:line="12pt" w:lineRule="auto"/>
             </w:pPr>
             <w:r>
               <w:t>Baseline for examples within Part C</w:t>
@@ -935,7 +900,6 @@
             <w:pPr>
               <w:pStyle w:val="tablecopy"/>
               <w:jc w:val="start"/>
-              <w:spacing w:after="0pt" w:line="12pt" w:lineRule="auto"/>
             </w:pPr>
             <w:r>
               <w:t>C  One-shot</w:t>
@@ -951,7 +915,6 @@
             <w:pPr>
               <w:pStyle w:val="tablecopy"/>
               <w:jc w:val="start"/>
-              <w:spacing w:after="0pt" w:line="12pt" w:lineRule="auto"/>
             </w:pPr>
             <w:r>
               <w:t>NTC divider; timeout and CRC pattern</w:t>
@@ -967,7 +930,6 @@
             <w:pPr>
               <w:pStyle w:val="tablecopy"/>
               <w:jc w:val="start"/>
-              <w:spacing w:after="0pt" w:line="12pt" w:lineRule="auto"/>
             </w:pPr>
             <w:r>
               <w:t>Communication checks copied without clear scope</w:t>
@@ -983,7 +945,6 @@
             <w:pPr>
               <w:pStyle w:val="tablecopy"/>
               <w:jc w:val="start"/>
-              <w:spacing w:after="0pt" w:line="12pt" w:lineRule="auto"/>
             </w:pPr>
             <w:r>
               <w:t>Example transfer is visible</w:t>
@@ -1004,7 +965,6 @@
             <w:pPr>
               <w:pStyle w:val="tablecopy"/>
               <w:jc w:val="start"/>
-              <w:spacing w:after="0pt" w:line="12pt" w:lineRule="auto"/>
             </w:pPr>
             <w:r>
               <w:t>C  Three-shot</w:t>
@@ -1020,7 +980,6 @@
             <w:pPr>
               <w:pStyle w:val="tablecopy"/>
               <w:jc w:val="start"/>
-              <w:spacing w:after="0pt" w:line="12pt" w:lineRule="auto"/>
             </w:pPr>
             <w:r>
               <w:t>Broader calibration and fault coverage</w:t>
@@ -1036,7 +995,6 @@
             <w:pPr>
               <w:pStyle w:val="tablecopy"/>
               <w:jc w:val="start"/>
-              <w:spacing w:after="0pt" w:line="12pt" w:lineRule="auto"/>
             </w:pPr>
             <w:r>
               <w:t>Unexplained rate limits; added complexity</w:t>
@@ -1052,7 +1010,6 @@
             <w:pPr>
               <w:pStyle w:val="tablecopy"/>
               <w:jc w:val="start"/>
-              <w:spacing w:after="0pt" w:line="12pt" w:lineRule="auto"/>
             </w:pPr>
             <w:r>
               <w:t>More detail is not proof of correctness</w:t>
@@ -1073,7 +1030,6 @@
             <w:pPr>
               <w:pStyle w:val="tablecopy"/>
               <w:jc w:val="start"/>
-              <w:spacing w:after="0pt" w:line="12pt" w:lineRule="auto"/>
             </w:pPr>
             <w:r>
               <w:t>D  Structured output</w:t>
@@ -1089,7 +1045,6 @@
             <w:pPr>
               <w:pStyle w:val="tablecopy"/>
               <w:jc w:val="start"/>
-              <w:spacing w:after="0pt" w:line="12pt" w:lineRule="auto"/>
             </w:pPr>
             <w:r>
               <w:t>All five requested array fields present</w:t>
@@ -1105,7 +1060,6 @@
             <w:pPr>
               <w:pStyle w:val="tablecopy"/>
               <w:jc w:val="start"/>
-              <w:spacing w:after="0pt" w:line="12pt" w:lineRule="auto"/>
             </w:pPr>
             <w:r>
               <w:t>Duplicate logic key silently loses a check</w:t>
@@ -1121,7 +1075,6 @@
             <w:pPr>
               <w:pStyle w:val="tablecopy"/>
               <w:jc w:val="start"/>
-              <w:spacing w:after="0pt" w:line="12pt" w:lineRule="auto"/>
             </w:pPr>
             <w:r>
               <w:t>Basic shape passes; duplicate check fails</w:t>
@@ -1142,7 +1095,6 @@
             <w:pPr>
               <w:pStyle w:val="tablecopy"/>
               <w:jc w:val="start"/>
-              <w:spacing w:after="0pt" w:line="12pt" w:lineRule="auto"/>
             </w:pPr>
             <w:r>
               <w:t>Extra credit</w:t>
@@ -1158,7 +1110,6 @@
             <w:pPr>
               <w:pStyle w:val="tablecopy"/>
               <w:jc w:val="start"/>
-              <w:spacing w:after="0pt" w:line="12pt" w:lineRule="auto"/>
             </w:pPr>
             <w:r>
               <w:t>Example sets change diagnostic emphasis</w:t>
@@ -1174,7 +1125,6 @@
             <w:pPr>
               <w:pStyle w:val="tablecopy"/>
               <w:jc w:val="start"/>
-              <w:spacing w:after="0pt" w:line="12pt" w:lineRule="auto"/>
             </w:pPr>
             <w:r>
               <w:t>Actuator set violates ADC requirement; no repeats</w:t>
@@ -1190,7 +1140,6 @@
             <w:pPr>
               <w:pStyle w:val="tablecopy"/>
               <w:jc w:val="start"/>
-              <w:spacing w:after="0pt" w:line="12pt" w:lineRule="auto"/>
             </w:pPr>
             <w:r>
               <w:t>Relevance matters in these saved outputs</w:t>
@@ -1201,7 +1150,6 @@
     </w:tbl>
     <w:p>
       <w:pPr>
-        <w:spacing w:before="0pt" w:after="0pt"/>
         <w:sectPr>
           <w:footerReference w:type="default" r:id="rId16"/>
           <w:type w:val="continuous"/>
@@ -1215,8 +1163,6 @@
     <w:p>
       <w:pPr>
         <w:pStyle w:val="Heading1"/>
-        <w:keepNext/>
-        <w:widowControl/>
       </w:pPr>
       <w:r>
         <w:t>Recommended Prompt Architecture and Conclusions</w:t>
@@ -1225,7 +1171,6 @@
     <w:p>
       <w:pPr>
         <w:pStyle w:val="BodyText"/>
-        <w:widowControl/>
       </w:pPr>
       <w:r>
         <w:t>We recommend Part B’s seven-section structure with explicit requirements replacing illustrative values. Select one sensor interface, specify the sample period and alert delay, and define normal/warning/fault boundaries once. Require consistent definitions across the table, state machine, and code. Label assumptions and separate optional hardware from required components.</w:t>
@@ -1234,7 +1179,6 @@
     <w:p>
       <w:pPr>
         <w:pStyle w:val="BodyText"/>
-        <w:widowControl/>
       </w:pPr>
       <w:r>
         <w:t>Start with one verified example covering relevant acquisition and fault-handling decisions; add examples for missing behaviors such as threshold boundaries and recovery. Define nested output types, reject duplicate keys, and check units and ranges separately from syntax. Review the logic using threshold crossings, isolated glitches, sensor timeouts, and return to normal.</w:t>
@@ -1243,7 +1187,6 @@
     <w:p>
       <w:pPr>
         <w:pStyle w:val="BodyText"/>
-        <w:widowControl/>
       </w:pPr>
       <w:r>
         <w:t>Prompt structure improved coverage and examples redirected the design, but both still allowed errors. Our recommended architecture pairs an explicit specification with checks that expose contradictory behavior and information loss. Repeated studies across more tasks would be needed to establish reliable improvement [2], [3].</w:t>
@@ -1252,8 +1195,6 @@
     <w:p>
       <w:pPr>
         <w:pStyle w:val="Heading1"/>
-        <w:keepNext/>
-        <w:widowControl/>
       </w:pPr>
       <w:r>
         <w:t>References</w:t>
@@ -1262,7 +1203,6 @@
     <w:p>
       <w:pPr>
         <w:pStyle w:val="references"/>
-        <w:widowControl/>
       </w:pPr>
       <w:r>
         <w:t>N. Miskov-Zivanov, “Homework 2: Prompt design as engineering specification,” ECE 2195: Engineering with AI, University of Pittsburgh, Fall 2026.</w:t>
@@ -1271,7 +1211,6 @@
     <w:p>
       <w:pPr>
         <w:pStyle w:val="references"/>
-        <w:widowControl/>
       </w:pPr>
       <w:r>
         <w:t>N. Miskov-Zivanov, “L4: Limits of AI reasoning and failure modes,” ECE 2195 lecture slides, University of Pittsburgh, Fall 2026, slides 27, 35, 110, and 112.</w:t>
@@ -1280,7 +1219,6 @@
     <w:p>
       <w:pPr>
         <w:pStyle w:val="references"/>
-        <w:widowControl/>
       </w:pPr>
       <w:r>
         <w:t>N. Miskov-Zivanov, “L6: Few shot learning and example engineering,” ECE 2195 lecture slides, University of Pittsburgh, Fall 2026, slides 23, 26, 33, 51, 71, and 72.</w:t>
@@ -1289,8 +1227,6 @@
     <w:p>
       <w:pPr>
         <w:pStyle w:val="Heading1"/>
-        <w:keepNext/>
-        <w:widowControl/>
       </w:pPr>
       <w:r>
         <w:t>Acknowledgements</w:t>
@@ -1299,7 +1235,6 @@
     <w:p>
       <w:pPr>
         <w:pStyle w:val="BodyText"/>
-        <w:widowControl/>
       </w:pPr>
       <w:r>
         <w:t>Matthew Ketas, Ivan Zheng, and Shiqi Wang contributed the prompts, saved responses, and analyses compiled in this report. Qwen and Claude generated the experimental design responses. Codex assisted with consolidating the group’s work, checking the saved JSON, and editing and formatting the report.</w:t>
@@ -1592,66 +1527,6 @@
 </file>
 
 <file path=word/footer6.xml><?xml version="1.0" encoding="utf-8"?>
-<w:ftr xmlns:cx="http://schemas.microsoft.com/office/drawing/2014/chartex" xmlns:cx1="http://schemas.microsoft.com/office/drawing/2015/9/8/chartex" xmlns:cx2="http://schemas.microsoft.com/office/drawing/2015/10/21/chartex" xmlns:cx3="http://schemas.microsoft.com/office/drawing/2016/5/9/chartex" xmlns:cx4="http://schemas.microsoft.com/office/drawing/2016/5/10/chartex" xmlns:cx5="http://schemas.microsoft.com/office/drawing/2016/5/11/chartex" xmlns:cx6="http://schemas.microsoft.com/office/drawing/2016/5/12/chartex" xmlns:cx7="http://schemas.microsoft.com/office/drawing/2016/5/13/chartex" xmlns:cx8="http://schemas.microsoft.com/office/drawing/2016/5/14/chartex" xmlns:mc="http://schemas.openxmlformats.org/markup-compatibility/2006" xmlns:m="http://purl.oclc.org/ooxml/officeDocument/math" xmlns:aink="http://schemas.microsoft.com/office/drawing/2016/ink" xmlns:am3d="http://schemas.microsoft.com/office/drawing/2017/model3d" xmlns:oel="http://schemas.microsoft.com/office/2019/extlst" xmlns:r="http://purl.oclc.org/ooxml/officeDocument/relationships" xmlns:wp14="http://schemas.microsoft.com/office/word/2010/wordprocessingDrawing" xmlns:wp="http://purl.oclc.org/ooxml/drawingml/wordprocessingDrawing" xmlns:wpi="http://schemas.microsoft.com/office/word/2010/wordprocessingInk" xmlns:o="urn:schemas-microsoft-com:office:office" xmlns:v="urn:schemas-microsoft-com:vml" xmlns:w10="urn:schemas-microsoft-com:office:word" xmlns:w="http://purl.oclc.org/ooxml/wordprocessingml/main" xmlns:w14="http://schemas.microsoft.com/office/word/2010/wordml" xmlns:w15="http://schemas.microsoft.com/office/word/2012/wordml" xmlns:w16cex="http://schemas.microsoft.com/office/word/2018/wordml/cex" xmlns:w16cid="http://schemas.microsoft.com/office/word/2016/wordml/cid" xmlns:w16="http://schemas.microsoft.com/office/word/2018/wordml" xmlns:w16sdtdh="http://schemas.microsoft.com/office/word/2020/wordml/sdtdatahash" xmlns:w16sdtfl="http://schemas.microsoft.com/office/word/2024/wordml/sdtformatlock" xmlns:w16se="http://schemas.microsoft.com/office/word/2015/wordml/symex" xmlns:w16du="http://schemas.microsoft.com/office/word/2023/wordml/word16du" xmlns:wne="http://schemas.microsoft.com/office/word/2006/wordml" mc:Ignorable="w14 w15 w16se w16cid w16 w16cex w16sdtdh w16sdtfl w16du wne wp14">
-  <w:tbl>
-    <w:tblPr>
-      <w:tblW w:w="0pt" w:type="dxa"/>
-      <w:tblLook w:firstRow="1" w:lastRow="0" w:firstColumn="1" w:lastColumn="0" w:noHBand="1" w:noVBand="1"/>
-    </w:tblPr>
-    <w:tblGrid>
-      <w:gridCol w:w="3480"/>
-      <w:gridCol w:w="3480"/>
-      <w:gridCol w:w="3480"/>
-    </w:tblGrid>
-    <w:tr>
-      <w:trPr>
-        <w:trHeight w:val="300"/>
-      </w:trPr>
-      <w:tc>
-        <w:tcPr>
-          <w:tcW w:w="174pt" w:type="dxa"/>
-        </w:tcPr>
-        <w:p>
-          <w:pPr>
-            <w:pStyle w:val="Header"/>
-            <w:ind w:start="0.25pt"/>
-            <w:jc w:val="start"/>
-          </w:pPr>
-        </w:p>
-      </w:tc>
-      <w:tc>
-        <w:tcPr>
-          <w:tcW w:w="174pt" w:type="dxa"/>
-        </w:tcPr>
-        <w:p>
-          <w:pPr>
-            <w:pStyle w:val="Header"/>
-          </w:pPr>
-        </w:p>
-      </w:tc>
-      <w:tc>
-        <w:tcPr>
-          <w:tcW w:w="174pt" w:type="dxa"/>
-        </w:tcPr>
-        <w:p>
-          <w:pPr>
-            <w:pStyle w:val="Header"/>
-            <w:ind w:end="0.25pt"/>
-            <w:jc w:val="end"/>
-          </w:pPr>
-        </w:p>
-      </w:tc>
-    </w:tr>
-  </w:tbl>
-  <w:p>
-    <w:pPr>
-      <w:pStyle w:val="Footer"/>
-    </w:pPr>
-  </w:p>
-</w:ftr>
-</file>
-
-<file path=word/footer7.xml><?xml version="1.0" encoding="utf-8"?>
 <w:ftr xmlns:cx="http://schemas.microsoft.com/office/drawing/2014/chartex" xmlns:cx1="http://schemas.microsoft.com/office/drawing/2015/9/8/chartex" xmlns:cx2="http://schemas.microsoft.com/office/drawing/2015/10/21/chartex" xmlns:cx3="http://schemas.microsoft.com/office/drawing/2016/5/9/chartex" xmlns:cx4="http://schemas.microsoft.com/office/drawing/2016/5/10/chartex" xmlns:cx5="http://schemas.microsoft.com/office/drawing/2016/5/11/chartex" xmlns:cx6="http://schemas.microsoft.com/office/drawing/2016/5/12/chartex" xmlns:cx7="http://schemas.microsoft.com/office/drawing/2016/5/13/chartex" xmlns:cx8="http://schemas.microsoft.com/office/drawing/2016/5/14/chartex" xmlns:mc="http://schemas.openxmlformats.org/markup-compatibility/2006" xmlns:m="http://purl.oclc.org/ooxml/officeDocument/math" xmlns:aink="http://schemas.microsoft.com/office/drawing/2016/ink" xmlns:am3d="http://schemas.microsoft.com/office/drawing/2017/model3d" xmlns:oel="http://schemas.microsoft.com/office/2019/extlst" xmlns:r="http://purl.oclc.org/ooxml/officeDocument/relationships" xmlns:wp14="http://schemas.microsoft.com/office/word/2010/wordprocessingDrawing" xmlns:wp="http://purl.oclc.org/ooxml/drawingml/wordprocessingDrawing" xmlns:wpi="http://schemas.microsoft.com/office/word/2010/wordprocessingInk" xmlns:o="urn:schemas-microsoft-com:office:office" xmlns:v="urn:schemas-microsoft-com:vml" xmlns:w10="urn:schemas-microsoft-com:office:word" xmlns:w="http://purl.oclc.org/ooxml/wordprocessingml/main" xmlns:w14="http://schemas.microsoft.com/office/word/2010/wordml" xmlns:w15="http://schemas.microsoft.com/office/word/2012/wordml" xmlns:w16cex="http://schemas.microsoft.com/office/word/2018/wordml/cex" xmlns:w16cid="http://schemas.microsoft.com/office/word/2016/wordml/cid" xmlns:w16="http://schemas.microsoft.com/office/word/2018/wordml" xmlns:w16sdtdh="http://schemas.microsoft.com/office/word/2020/wordml/sdtdatahash" xmlns:w16sdtfl="http://schemas.microsoft.com/office/word/2024/wordml/sdtformatlock" xmlns:w16se="http://schemas.microsoft.com/office/word/2015/wordml/symex" xmlns:w16du="http://schemas.microsoft.com/office/word/2023/wordml/word16du" xmlns:wne="http://schemas.microsoft.com/office/word/2006/wordml" mc:Ignorable="w14 w15 w16se w16cid w16 w16cex w16sdtdh w16sdtfl w16du wne wp14">
   <w:tbl>
     <w:tblPr>
@@ -5644,6 +5519,7 @@
   </w:style>
   <w:style w:type="paragraph" w:styleId="Title">
     <w:name w:val="Title"/>
+    <w:qFormat/>
     <w:pPr>
       <w:spacing w:after="6pt"/>
       <w:jc w:val="center"/>
@@ -5651,11 +5527,10 @@
     <w:rPr>
       <w:rFonts w:eastAsia="MS Mincho"/>
       <w:noProof/>
+      <w:color w:val="000000"/>
       <w:sz w:val="48"/>
       <w:szCs w:val="48"/>
-      <w:color w:val="000000"/>
     </w:rPr>
-    <w:qFormat/>
   </w:style>
 </w:styles>
 </file>
